--- a/Document/0CK TCU 매뉴얼.docx
+++ b/Document/0CK TCU 매뉴얼.docx
@@ -8,8 +8,8 @@
           <w:rFonts w:ascii="HY헤드라인M" w:eastAsia="HY헤드라인M"/>
           <w:b/>
           <w:bCs/>
-          <w:sz w:val="28"/>
-          <w:szCs w:val="32"/>
+          <w:sz w:val="48"/>
+          <w:szCs w:val="48"/>
           <w:u w:val="single"/>
         </w:rPr>
       </w:pPr>
@@ -19,8 +19,8 @@
           <w:b/>
           <w:bCs/>
           <w:noProof/>
-          <w:sz w:val="36"/>
-          <w:szCs w:val="40"/>
+          <w:sz w:val="48"/>
+          <w:szCs w:val="48"/>
           <w:u w:val="single"/>
         </w:rPr>
         <mc:AlternateContent>
@@ -99,8 +99,8 @@
           <w:rFonts w:ascii="HY헤드라인M" w:eastAsia="HY헤드라인M" w:hint="eastAsia"/>
           <w:b/>
           <w:bCs/>
-          <w:sz w:val="36"/>
-          <w:szCs w:val="40"/>
+          <w:sz w:val="48"/>
+          <w:szCs w:val="48"/>
           <w:u w:val="single"/>
         </w:rPr>
         <w:t xml:space="preserve">0CK TCU </w:t>
@@ -110,8 +110,8 @@
           <w:rFonts w:ascii="HY헤드라인M" w:eastAsia="HY헤드라인M" w:hint="eastAsia"/>
           <w:b/>
           <w:bCs/>
-          <w:sz w:val="36"/>
-          <w:szCs w:val="40"/>
+          <w:sz w:val="48"/>
+          <w:szCs w:val="48"/>
           <w:u w:val="single"/>
         </w:rPr>
         <w:t>작업 매뉴얼</w:t>
@@ -214,21 +214,7 @@
         <w:rPr>
           <w:rFonts w:hint="eastAsia"/>
         </w:rPr>
-        <w:t xml:space="preserve"> 가이드기능 </w:t>
-      </w:r>
-      <w:proofErr w:type="gramStart"/>
-      <w:r>
-        <w:rPr>
-          <w:rFonts w:hint="eastAsia"/>
-        </w:rPr>
-        <w:t>진입 &gt;</w:t>
-      </w:r>
-      <w:proofErr w:type="gramEnd"/>
-      <w:r>
-        <w:rPr>
-          <w:rFonts w:hint="eastAsia"/>
-        </w:rPr>
-        <w:t xml:space="preserve"> 펌프 감압/차단 선택 후 </w:t>
+        <w:t xml:space="preserve"> 가이드기능 진입 &gt; 펌프 감압/차단 선택 후 </w:t>
       </w:r>
       <w:r>
         <w:rPr>
@@ -628,11 +614,9 @@
     <w:p/>
     <w:p/>
     <w:p/>
-    <w:p>
-      <w:r>
-        <w:br/>
-      </w:r>
-    </w:p>
+    <w:p/>
+    <w:p/>
+    <w:p/>
     <w:p/>
     <w:p/>
     <w:p>
